--- a/BLG_Arbeitskleidung/Lieferschein_Arbeitskleidung.docx
+++ b/BLG_Arbeitskleidung/Lieferschein_Arbeitskleidung.docx
@@ -1,6 +1,6 @@
 
 <file path=word/document.xml><?xml version="1.0" encoding="utf-8"?>
-<w:document xmlns:wpc="http://schemas.microsoft.com/office/word/2010/wordprocessingCanvas" xmlns:cx="http://schemas.microsoft.com/office/drawing/2014/chartex" xmlns:cx1="http://schemas.microsoft.com/office/drawing/2015/9/8/chartex" xmlns:cx2="http://schemas.microsoft.com/office/drawing/2015/10/21/chartex" xmlns:cx3="http://schemas.microsoft.com/office/drawing/2016/5/9/chartex" xmlns:cx4="http://schemas.microsoft.com/office/drawing/2016/5/10/chartex" xmlns:cx5="http://schemas.microsoft.com/office/drawing/2016/5/11/chartex" xmlns:cx6="http://schemas.microsoft.com/office/drawing/2016/5/12/chartex" xmlns:cx7="http://schemas.microsoft.com/office/drawing/2016/5/13/chartex" xmlns:cx8="http://schemas.microsoft.com/office/drawing/2016/5/14/chartex" xmlns:mc="http://schemas.openxmlformats.org/markup-compatibility/2006" xmlns:aink="http://schemas.microsoft.com/office/drawing/2016/ink" xmlns:am3d="http://schemas.microsoft.com/office/drawing/2017/model3d" xmlns:o="urn:schemas-microsoft-com:office:office" xmlns:oel="http://schemas.microsoft.com/office/2019/extlst" xmlns:r="http://schemas.openxmlformats.org/officeDocument/2006/relationships" xmlns:m="http://schemas.openxmlformats.org/officeDocument/2006/math" xmlns:v="urn:schemas-microsoft-com:vml" xmlns:wp14="http://schemas.microsoft.com/office/word/2010/wordprocessingDrawing" xmlns:wp="http://schemas.openxmlformats.org/drawingml/2006/wordprocessingDrawing" xmlns:w10="urn:schemas-microsoft-com:office:word" xmlns:w="http://schemas.openxmlformats.org/wordprocessingml/2006/main" xmlns:w14="http://schemas.microsoft.com/office/word/2010/wordml" xmlns:w15="http://schemas.microsoft.com/office/word/2012/wordml" xmlns:w16cex="http://schemas.microsoft.com/office/word/2018/wordml/cex" xmlns:w16cid="http://schemas.microsoft.com/office/word/2016/wordml/cid" xmlns:w16="http://schemas.microsoft.com/office/word/2018/wordml" xmlns:w16du="http://schemas.microsoft.com/office/word/2023/wordml/word16du" xmlns:w16sdtdh="http://schemas.microsoft.com/office/word/2020/wordml/sdtdatahash" xmlns:w16se="http://schemas.microsoft.com/office/word/2015/wordml/symex" xmlns:wpg="http://schemas.microsoft.com/office/word/2010/wordprocessingGroup" xmlns:wpi="http://schemas.microsoft.com/office/word/2010/wordprocessingInk" xmlns:wne="http://schemas.microsoft.com/office/word/2006/wordml" xmlns:wps="http://schemas.microsoft.com/office/word/2010/wordprocessingShape" mc:Ignorable="w14 w15 w16se w16cid w16 w16cex w16sdtdh w16du wp14">
+<w:document xmlns:wpc="http://schemas.microsoft.com/office/word/2010/wordprocessingCanvas" xmlns:cx="http://schemas.microsoft.com/office/drawing/2014/chartex" xmlns:cx1="http://schemas.microsoft.com/office/drawing/2015/9/8/chartex" xmlns:cx2="http://schemas.microsoft.com/office/drawing/2015/10/21/chartex" xmlns:cx3="http://schemas.microsoft.com/office/drawing/2016/5/9/chartex" xmlns:cx4="http://schemas.microsoft.com/office/drawing/2016/5/10/chartex" xmlns:cx5="http://schemas.microsoft.com/office/drawing/2016/5/11/chartex" xmlns:cx6="http://schemas.microsoft.com/office/drawing/2016/5/12/chartex" xmlns:cx7="http://schemas.microsoft.com/office/drawing/2016/5/13/chartex" xmlns:cx8="http://schemas.microsoft.com/office/drawing/2016/5/14/chartex" xmlns:mc="http://schemas.openxmlformats.org/markup-compatibility/2006" xmlns:aink="http://schemas.microsoft.com/office/drawing/2016/ink" xmlns:am3d="http://schemas.microsoft.com/office/drawing/2017/model3d" xmlns:o="urn:schemas-microsoft-com:office:office" xmlns:r="http://schemas.openxmlformats.org/officeDocument/2006/relationships" xmlns:m="http://schemas.openxmlformats.org/officeDocument/2006/math" xmlns:v="urn:schemas-microsoft-com:vml" xmlns:wp14="http://schemas.microsoft.com/office/word/2010/wordprocessingDrawing" xmlns:wp="http://schemas.openxmlformats.org/drawingml/2006/wordprocessingDrawing" xmlns:w10="urn:schemas-microsoft-com:office:word" xmlns:w="http://schemas.openxmlformats.org/wordprocessingml/2006/main" xmlns:w14="http://schemas.microsoft.com/office/word/2010/wordml" xmlns:w15="http://schemas.microsoft.com/office/word/2012/wordml" xmlns:w16cid="http://schemas.microsoft.com/office/word/2016/wordml/cid" xmlns:w16se="http://schemas.microsoft.com/office/word/2015/wordml/symex" xmlns:wpg="http://schemas.microsoft.com/office/word/2010/wordprocessingGroup" xmlns:wpi="http://schemas.microsoft.com/office/word/2010/wordprocessingInk" xmlns:wne="http://schemas.microsoft.com/office/word/2006/wordml" xmlns:wps="http://schemas.microsoft.com/office/word/2010/wordprocessingShape" mc:Ignorable="w14 w15 w16se w16cid wp14">
   <w:body>
     <w:tbl>
       <w:tblPr>
@@ -2969,424 +2969,6 @@
           </w:p>
         </w:tc>
       </w:tr>
-      <w:tr>
-        <w:trPr>
-          <w:trHeight w:val="454"/>
-        </w:trPr>
-        <w:tc>
-          <w:tcPr>
-            <w:tcW w:w="1545" w:type="dxa"/>
-            <w:tcBorders>
-              <w:top w:val="single" w:sz="4" w:space="0" w:color="auto"/>
-              <w:left w:val="single" w:sz="12" w:space="0" w:color="auto"/>
-              <w:bottom w:val="single" w:sz="4" w:space="0" w:color="auto"/>
-              <w:right w:val="single" w:sz="4" w:space="0" w:color="auto"/>
-            </w:tcBorders>
-            <w:tcMar>
-              <w:left w:w="28" w:type="dxa"/>
-              <w:right w:w="28" w:type="dxa"/>
-            </w:tcMar>
-            <w:vAlign w:val="center"/>
-          </w:tcPr>
-          <w:p>
-            <w:pPr>
-              <w:pStyle w:val="Kopfzeile"/>
-              <w:tabs>
-                <w:tab w:val="clear" w:pos="4536"/>
-                <w:tab w:val="clear" w:pos="9072"/>
-              </w:tabs>
-              <w:rPr>
-                <w:sz w:val="22"/>
-              </w:rPr>
-            </w:pPr>
-          </w:p>
-        </w:tc>
-        <w:tc>
-          <w:tcPr>
-            <w:tcW w:w="992" w:type="dxa"/>
-            <w:tcBorders>
-              <w:top w:val="single" w:sz="4" w:space="0" w:color="auto"/>
-              <w:left w:val="single" w:sz="4" w:space="0" w:color="auto"/>
-              <w:bottom w:val="single" w:sz="4" w:space="0" w:color="auto"/>
-              <w:right w:val="single" w:sz="4" w:space="0" w:color="auto"/>
-            </w:tcBorders>
-            <w:tcMar>
-              <w:left w:w="28" w:type="dxa"/>
-              <w:right w:w="28" w:type="dxa"/>
-            </w:tcMar>
-            <w:vAlign w:val="center"/>
-          </w:tcPr>
-          <w:p>
-            <w:pPr>
-              <w:pStyle w:val="Kopfzeile"/>
-              <w:tabs>
-                <w:tab w:val="clear" w:pos="4536"/>
-                <w:tab w:val="clear" w:pos="9072"/>
-              </w:tabs>
-              <w:jc w:val="center"/>
-            </w:pPr>
-          </w:p>
-        </w:tc>
-        <w:tc>
-          <w:tcPr>
-            <w:tcW w:w="992" w:type="dxa"/>
-            <w:tcBorders>
-              <w:top w:val="single" w:sz="4" w:space="0" w:color="auto"/>
-              <w:left w:val="single" w:sz="4" w:space="0" w:color="auto"/>
-              <w:bottom w:val="single" w:sz="4" w:space="0" w:color="auto"/>
-              <w:right w:val="single" w:sz="12" w:space="0" w:color="auto"/>
-            </w:tcBorders>
-            <w:vAlign w:val="center"/>
-          </w:tcPr>
-          <w:p>
-            <w:pPr>
-              <w:pStyle w:val="Kopfzeile"/>
-              <w:tabs>
-                <w:tab w:val="clear" w:pos="4536"/>
-                <w:tab w:val="clear" w:pos="9072"/>
-              </w:tabs>
-              <w:jc w:val="center"/>
-            </w:pPr>
-          </w:p>
-        </w:tc>
-        <w:tc>
-          <w:tcPr>
-            <w:tcW w:w="1701" w:type="dxa"/>
-            <w:tcBorders>
-              <w:top w:val="single" w:sz="4" w:space="0" w:color="auto"/>
-              <w:left w:val="single" w:sz="12" w:space="0" w:color="auto"/>
-              <w:bottom w:val="single" w:sz="4" w:space="0" w:color="auto"/>
-              <w:right w:val="single" w:sz="4" w:space="0" w:color="auto"/>
-            </w:tcBorders>
-            <w:vAlign w:val="center"/>
-          </w:tcPr>
-          <w:p>
-            <w:pPr>
-              <w:pStyle w:val="Kopfzeile"/>
-              <w:tabs>
-                <w:tab w:val="clear" w:pos="4536"/>
-                <w:tab w:val="clear" w:pos="9072"/>
-              </w:tabs>
-            </w:pPr>
-          </w:p>
-        </w:tc>
-        <w:tc>
-          <w:tcPr>
-            <w:tcW w:w="1660" w:type="dxa"/>
-            <w:tcBorders>
-              <w:top w:val="single" w:sz="4" w:space="0" w:color="auto"/>
-              <w:left w:val="single" w:sz="4" w:space="0" w:color="auto"/>
-              <w:bottom w:val="single" w:sz="4" w:space="0" w:color="auto"/>
-              <w:right w:val="single" w:sz="4" w:space="0" w:color="auto"/>
-            </w:tcBorders>
-            <w:vAlign w:val="center"/>
-          </w:tcPr>
-          <w:p>
-            <w:pPr>
-              <w:pStyle w:val="Kopfzeile"/>
-              <w:tabs>
-                <w:tab w:val="clear" w:pos="4536"/>
-                <w:tab w:val="clear" w:pos="9072"/>
-              </w:tabs>
-            </w:pPr>
-          </w:p>
-        </w:tc>
-        <w:tc>
-          <w:tcPr>
-            <w:tcW w:w="1986" w:type="dxa"/>
-            <w:tcBorders>
-              <w:top w:val="single" w:sz="4" w:space="0" w:color="auto"/>
-              <w:left w:val="single" w:sz="4" w:space="0" w:color="auto"/>
-              <w:bottom w:val="single" w:sz="4" w:space="0" w:color="auto"/>
-              <w:right w:val="single" w:sz="12" w:space="0" w:color="auto"/>
-            </w:tcBorders>
-            <w:tcMar>
-              <w:left w:w="28" w:type="dxa"/>
-              <w:right w:w="28" w:type="dxa"/>
-            </w:tcMar>
-            <w:vAlign w:val="center"/>
-          </w:tcPr>
-          <w:p>
-            <w:pPr>
-              <w:pStyle w:val="Kopfzeile"/>
-              <w:tabs>
-                <w:tab w:val="clear" w:pos="4536"/>
-                <w:tab w:val="clear" w:pos="9072"/>
-              </w:tabs>
-            </w:pPr>
-          </w:p>
-        </w:tc>
-        <w:tc>
-          <w:tcPr>
-            <w:tcW w:w="1644" w:type="dxa"/>
-            <w:tcBorders>
-              <w:top w:val="single" w:sz="4" w:space="0" w:color="auto"/>
-              <w:left w:val="single" w:sz="12" w:space="0" w:color="auto"/>
-              <w:bottom w:val="single" w:sz="4" w:space="0" w:color="auto"/>
-            </w:tcBorders>
-            <w:vAlign w:val="center"/>
-          </w:tcPr>
-          <w:p>
-            <w:pPr>
-              <w:pStyle w:val="Kopfzeile"/>
-              <w:tabs>
-                <w:tab w:val="clear" w:pos="4536"/>
-                <w:tab w:val="clear" w:pos="9072"/>
-              </w:tabs>
-            </w:pPr>
-          </w:p>
-        </w:tc>
-        <w:tc>
-          <w:tcPr>
-            <w:tcW w:w="1983" w:type="dxa"/>
-            <w:tcBorders>
-              <w:top w:val="single" w:sz="4" w:space="0" w:color="auto"/>
-              <w:left w:val="single" w:sz="4" w:space="0" w:color="auto"/>
-              <w:bottom w:val="single" w:sz="4" w:space="0" w:color="auto"/>
-            </w:tcBorders>
-            <w:vAlign w:val="center"/>
-          </w:tcPr>
-          <w:p>
-            <w:pPr>
-              <w:pStyle w:val="Kopfzeile"/>
-              <w:tabs>
-                <w:tab w:val="clear" w:pos="4536"/>
-                <w:tab w:val="clear" w:pos="9072"/>
-              </w:tabs>
-            </w:pPr>
-          </w:p>
-        </w:tc>
-        <w:tc>
-          <w:tcPr>
-            <w:tcW w:w="2084" w:type="dxa"/>
-            <w:tcBorders>
-              <w:top w:val="single" w:sz="4" w:space="0" w:color="auto"/>
-              <w:left w:val="single" w:sz="4" w:space="0" w:color="auto"/>
-              <w:bottom w:val="single" w:sz="4" w:space="0" w:color="auto"/>
-              <w:right w:val="single" w:sz="12" w:space="0" w:color="auto"/>
-            </w:tcBorders>
-            <w:vAlign w:val="center"/>
-          </w:tcPr>
-          <w:p>
-            <w:pPr>
-              <w:pStyle w:val="Kopfzeile"/>
-              <w:tabs>
-                <w:tab w:val="clear" w:pos="4536"/>
-                <w:tab w:val="clear" w:pos="9072"/>
-              </w:tabs>
-            </w:pPr>
-          </w:p>
-        </w:tc>
-      </w:tr>
-      <w:tr>
-        <w:trPr>
-          <w:trHeight w:val="454"/>
-        </w:trPr>
-        <w:tc>
-          <w:tcPr>
-            <w:tcW w:w="1545" w:type="dxa"/>
-            <w:tcBorders>
-              <w:top w:val="single" w:sz="4" w:space="0" w:color="auto"/>
-              <w:left w:val="single" w:sz="12" w:space="0" w:color="auto"/>
-              <w:bottom w:val="single" w:sz="12" w:space="0" w:color="auto"/>
-              <w:right w:val="single" w:sz="4" w:space="0" w:color="auto"/>
-            </w:tcBorders>
-            <w:tcMar>
-              <w:left w:w="28" w:type="dxa"/>
-              <w:right w:w="28" w:type="dxa"/>
-            </w:tcMar>
-            <w:vAlign w:val="center"/>
-          </w:tcPr>
-          <w:p>
-            <w:pPr>
-              <w:pStyle w:val="Kopfzeile"/>
-              <w:tabs>
-                <w:tab w:val="clear" w:pos="4536"/>
-                <w:tab w:val="clear" w:pos="9072"/>
-              </w:tabs>
-              <w:rPr>
-                <w:sz w:val="22"/>
-              </w:rPr>
-            </w:pPr>
-          </w:p>
-        </w:tc>
-        <w:tc>
-          <w:tcPr>
-            <w:tcW w:w="992" w:type="dxa"/>
-            <w:tcBorders>
-              <w:top w:val="single" w:sz="4" w:space="0" w:color="auto"/>
-              <w:left w:val="single" w:sz="4" w:space="0" w:color="auto"/>
-              <w:bottom w:val="single" w:sz="12" w:space="0" w:color="auto"/>
-              <w:right w:val="single" w:sz="4" w:space="0" w:color="auto"/>
-            </w:tcBorders>
-            <w:tcMar>
-              <w:left w:w="28" w:type="dxa"/>
-              <w:right w:w="28" w:type="dxa"/>
-            </w:tcMar>
-            <w:vAlign w:val="center"/>
-          </w:tcPr>
-          <w:p>
-            <w:pPr>
-              <w:pStyle w:val="Kopfzeile"/>
-              <w:tabs>
-                <w:tab w:val="clear" w:pos="4536"/>
-                <w:tab w:val="clear" w:pos="9072"/>
-              </w:tabs>
-              <w:jc w:val="center"/>
-            </w:pPr>
-          </w:p>
-        </w:tc>
-        <w:tc>
-          <w:tcPr>
-            <w:tcW w:w="992" w:type="dxa"/>
-            <w:tcBorders>
-              <w:top w:val="single" w:sz="4" w:space="0" w:color="auto"/>
-              <w:left w:val="single" w:sz="4" w:space="0" w:color="auto"/>
-              <w:bottom w:val="single" w:sz="12" w:space="0" w:color="auto"/>
-              <w:right w:val="single" w:sz="12" w:space="0" w:color="auto"/>
-            </w:tcBorders>
-            <w:vAlign w:val="center"/>
-          </w:tcPr>
-          <w:p>
-            <w:pPr>
-              <w:pStyle w:val="Kopfzeile"/>
-              <w:tabs>
-                <w:tab w:val="clear" w:pos="4536"/>
-                <w:tab w:val="clear" w:pos="9072"/>
-              </w:tabs>
-              <w:jc w:val="center"/>
-            </w:pPr>
-          </w:p>
-        </w:tc>
-        <w:tc>
-          <w:tcPr>
-            <w:tcW w:w="1701" w:type="dxa"/>
-            <w:tcBorders>
-              <w:top w:val="single" w:sz="4" w:space="0" w:color="auto"/>
-              <w:left w:val="single" w:sz="12" w:space="0" w:color="auto"/>
-              <w:bottom w:val="single" w:sz="12" w:space="0" w:color="auto"/>
-              <w:right w:val="single" w:sz="4" w:space="0" w:color="auto"/>
-            </w:tcBorders>
-            <w:vAlign w:val="center"/>
-          </w:tcPr>
-          <w:p>
-            <w:pPr>
-              <w:pStyle w:val="Kopfzeile"/>
-              <w:tabs>
-                <w:tab w:val="clear" w:pos="4536"/>
-                <w:tab w:val="clear" w:pos="9072"/>
-              </w:tabs>
-            </w:pPr>
-          </w:p>
-        </w:tc>
-        <w:tc>
-          <w:tcPr>
-            <w:tcW w:w="1660" w:type="dxa"/>
-            <w:tcBorders>
-              <w:top w:val="single" w:sz="4" w:space="0" w:color="auto"/>
-              <w:left w:val="single" w:sz="4" w:space="0" w:color="auto"/>
-              <w:bottom w:val="single" w:sz="12" w:space="0" w:color="auto"/>
-              <w:right w:val="single" w:sz="4" w:space="0" w:color="auto"/>
-            </w:tcBorders>
-            <w:vAlign w:val="center"/>
-          </w:tcPr>
-          <w:p>
-            <w:pPr>
-              <w:pStyle w:val="Kopfzeile"/>
-              <w:tabs>
-                <w:tab w:val="clear" w:pos="4536"/>
-                <w:tab w:val="clear" w:pos="9072"/>
-              </w:tabs>
-            </w:pPr>
-          </w:p>
-        </w:tc>
-        <w:tc>
-          <w:tcPr>
-            <w:tcW w:w="1986" w:type="dxa"/>
-            <w:tcBorders>
-              <w:top w:val="single" w:sz="4" w:space="0" w:color="auto"/>
-              <w:left w:val="single" w:sz="4" w:space="0" w:color="auto"/>
-              <w:bottom w:val="single" w:sz="12" w:space="0" w:color="auto"/>
-              <w:right w:val="single" w:sz="12" w:space="0" w:color="auto"/>
-            </w:tcBorders>
-            <w:tcMar>
-              <w:left w:w="28" w:type="dxa"/>
-              <w:right w:w="28" w:type="dxa"/>
-            </w:tcMar>
-            <w:vAlign w:val="center"/>
-          </w:tcPr>
-          <w:p>
-            <w:pPr>
-              <w:pStyle w:val="Kopfzeile"/>
-              <w:tabs>
-                <w:tab w:val="clear" w:pos="4536"/>
-                <w:tab w:val="clear" w:pos="9072"/>
-              </w:tabs>
-            </w:pPr>
-          </w:p>
-        </w:tc>
-        <w:tc>
-          <w:tcPr>
-            <w:tcW w:w="1644" w:type="dxa"/>
-            <w:tcBorders>
-              <w:top w:val="single" w:sz="4" w:space="0" w:color="auto"/>
-              <w:left w:val="single" w:sz="12" w:space="0" w:color="auto"/>
-              <w:bottom w:val="single" w:sz="12" w:space="0" w:color="auto"/>
-            </w:tcBorders>
-            <w:vAlign w:val="center"/>
-          </w:tcPr>
-          <w:p>
-            <w:pPr>
-              <w:pStyle w:val="Kopfzeile"/>
-              <w:tabs>
-                <w:tab w:val="clear" w:pos="4536"/>
-                <w:tab w:val="clear" w:pos="9072"/>
-              </w:tabs>
-            </w:pPr>
-          </w:p>
-        </w:tc>
-        <w:tc>
-          <w:tcPr>
-            <w:tcW w:w="1983" w:type="dxa"/>
-            <w:tcBorders>
-              <w:top w:val="single" w:sz="4" w:space="0" w:color="auto"/>
-              <w:left w:val="single" w:sz="4" w:space="0" w:color="auto"/>
-              <w:bottom w:val="single" w:sz="12" w:space="0" w:color="auto"/>
-            </w:tcBorders>
-            <w:vAlign w:val="center"/>
-          </w:tcPr>
-          <w:p>
-            <w:pPr>
-              <w:pStyle w:val="Kopfzeile"/>
-              <w:tabs>
-                <w:tab w:val="clear" w:pos="4536"/>
-                <w:tab w:val="clear" w:pos="9072"/>
-              </w:tabs>
-            </w:pPr>
-          </w:p>
-        </w:tc>
-        <w:tc>
-          <w:tcPr>
-            <w:tcW w:w="2084" w:type="dxa"/>
-            <w:tcBorders>
-              <w:top w:val="single" w:sz="4" w:space="0" w:color="auto"/>
-              <w:left w:val="single" w:sz="4" w:space="0" w:color="auto"/>
-              <w:bottom w:val="single" w:sz="12" w:space="0" w:color="auto"/>
-              <w:right w:val="single" w:sz="12" w:space="0" w:color="auto"/>
-            </w:tcBorders>
-            <w:vAlign w:val="center"/>
-          </w:tcPr>
-          <w:p>
-            <w:pPr>
-              <w:pStyle w:val="Kopfzeile"/>
-              <w:tabs>
-                <w:tab w:val="clear" w:pos="4536"/>
-                <w:tab w:val="clear" w:pos="9072"/>
-              </w:tabs>
-            </w:pPr>
-          </w:p>
-        </w:tc>
-      </w:tr>
     </w:tbl>
     <w:p>
       <w:pPr>
@@ -3401,6 +2983,8 @@
           <w:szCs w:val="16"/>
         </w:rPr>
       </w:pPr>
+      <w:bookmarkStart w:id="0" w:name="_GoBack"/>
+      <w:bookmarkEnd w:id="0"/>
     </w:p>
     <w:tbl>
       <w:tblPr>
@@ -3583,8 +3167,12 @@
       </w:pPr>
     </w:p>
     <w:sectPr>
-      <w:headerReference w:type="default" r:id="rId11"/>
-      <w:footerReference w:type="default" r:id="rId12"/>
+      <w:headerReference w:type="even" r:id="rId11"/>
+      <w:headerReference w:type="default" r:id="rId12"/>
+      <w:footerReference w:type="even" r:id="rId13"/>
+      <w:footerReference w:type="default" r:id="rId14"/>
+      <w:headerReference w:type="first" r:id="rId15"/>
+      <w:footerReference w:type="first" r:id="rId16"/>
       <w:type w:val="continuous"/>
       <w:pgSz w:w="16838" w:h="11906" w:orient="landscape" w:code="9"/>
       <w:pgMar w:top="-1985" w:right="567" w:bottom="-964" w:left="567" w:header="567" w:footer="397" w:gutter="0"/>
@@ -3597,7 +3185,7 @@
 </file>
 
 <file path=word/endnotes.xml><?xml version="1.0" encoding="utf-8"?>
-<w:endnotes xmlns:wpc="http://schemas.microsoft.com/office/word/2010/wordprocessingCanvas" xmlns:cx="http://schemas.microsoft.com/office/drawing/2014/chartex" xmlns:cx1="http://schemas.microsoft.com/office/drawing/2015/9/8/chartex" xmlns:cx2="http://schemas.microsoft.com/office/drawing/2015/10/21/chartex" xmlns:cx3="http://schemas.microsoft.com/office/drawing/2016/5/9/chartex" xmlns:cx4="http://schemas.microsoft.com/office/drawing/2016/5/10/chartex" xmlns:cx5="http://schemas.microsoft.com/office/drawing/2016/5/11/chartex" xmlns:cx6="http://schemas.microsoft.com/office/drawing/2016/5/12/chartex" xmlns:cx7="http://schemas.microsoft.com/office/drawing/2016/5/13/chartex" xmlns:cx8="http://schemas.microsoft.com/office/drawing/2016/5/14/chartex" xmlns:mc="http://schemas.openxmlformats.org/markup-compatibility/2006" xmlns:aink="http://schemas.microsoft.com/office/drawing/2016/ink" xmlns:am3d="http://schemas.microsoft.com/office/drawing/2017/model3d" xmlns:o="urn:schemas-microsoft-com:office:office" xmlns:oel="http://schemas.microsoft.com/office/2019/extlst" xmlns:r="http://schemas.openxmlformats.org/officeDocument/2006/relationships" xmlns:m="http://schemas.openxmlformats.org/officeDocument/2006/math" xmlns:v="urn:schemas-microsoft-com:vml" xmlns:wp14="http://schemas.microsoft.com/office/word/2010/wordprocessingDrawing" xmlns:wp="http://schemas.openxmlformats.org/drawingml/2006/wordprocessingDrawing" xmlns:w10="urn:schemas-microsoft-com:office:word" xmlns:w="http://schemas.openxmlformats.org/wordprocessingml/2006/main" xmlns:w14="http://schemas.microsoft.com/office/word/2010/wordml" xmlns:w15="http://schemas.microsoft.com/office/word/2012/wordml" xmlns:w16cex="http://schemas.microsoft.com/office/word/2018/wordml/cex" xmlns:w16cid="http://schemas.microsoft.com/office/word/2016/wordml/cid" xmlns:w16="http://schemas.microsoft.com/office/word/2018/wordml" xmlns:w16du="http://schemas.microsoft.com/office/word/2023/wordml/word16du" xmlns:w16sdtdh="http://schemas.microsoft.com/office/word/2020/wordml/sdtdatahash" xmlns:w16se="http://schemas.microsoft.com/office/word/2015/wordml/symex" xmlns:wpg="http://schemas.microsoft.com/office/word/2010/wordprocessingGroup" xmlns:wpi="http://schemas.microsoft.com/office/word/2010/wordprocessingInk" xmlns:wne="http://schemas.microsoft.com/office/word/2006/wordml" xmlns:wps="http://schemas.microsoft.com/office/word/2010/wordprocessingShape" mc:Ignorable="w14 w15 w16se w16cid w16 w16cex w16sdtdh w16du wp14">
+<w:endnotes xmlns:wpc="http://schemas.microsoft.com/office/word/2010/wordprocessingCanvas" xmlns:cx="http://schemas.microsoft.com/office/drawing/2014/chartex" xmlns:cx1="http://schemas.microsoft.com/office/drawing/2015/9/8/chartex" xmlns:cx2="http://schemas.microsoft.com/office/drawing/2015/10/21/chartex" xmlns:cx3="http://schemas.microsoft.com/office/drawing/2016/5/9/chartex" xmlns:cx4="http://schemas.microsoft.com/office/drawing/2016/5/10/chartex" xmlns:cx5="http://schemas.microsoft.com/office/drawing/2016/5/11/chartex" xmlns:cx6="http://schemas.microsoft.com/office/drawing/2016/5/12/chartex" xmlns:cx7="http://schemas.microsoft.com/office/drawing/2016/5/13/chartex" xmlns:cx8="http://schemas.microsoft.com/office/drawing/2016/5/14/chartex" xmlns:mc="http://schemas.openxmlformats.org/markup-compatibility/2006" xmlns:aink="http://schemas.microsoft.com/office/drawing/2016/ink" xmlns:am3d="http://schemas.microsoft.com/office/drawing/2017/model3d" xmlns:o="urn:schemas-microsoft-com:office:office" xmlns:r="http://schemas.openxmlformats.org/officeDocument/2006/relationships" xmlns:m="http://schemas.openxmlformats.org/officeDocument/2006/math" xmlns:v="urn:schemas-microsoft-com:vml" xmlns:wp14="http://schemas.microsoft.com/office/word/2010/wordprocessingDrawing" xmlns:wp="http://schemas.openxmlformats.org/drawingml/2006/wordprocessingDrawing" xmlns:w10="urn:schemas-microsoft-com:office:word" xmlns:w="http://schemas.openxmlformats.org/wordprocessingml/2006/main" xmlns:w14="http://schemas.microsoft.com/office/word/2010/wordml" xmlns:w15="http://schemas.microsoft.com/office/word/2012/wordml" xmlns:w16cid="http://schemas.microsoft.com/office/word/2016/wordml/cid" xmlns:w16se="http://schemas.microsoft.com/office/word/2015/wordml/symex" xmlns:wpg="http://schemas.microsoft.com/office/word/2010/wordprocessingGroup" xmlns:wpi="http://schemas.microsoft.com/office/word/2010/wordprocessingInk" xmlns:wne="http://schemas.microsoft.com/office/word/2006/wordml" xmlns:wps="http://schemas.microsoft.com/office/word/2010/wordprocessingShape" mc:Ignorable="w14 w15 w16se w16cid wp14">
   <w:endnote w:type="separator" w:id="-1">
     <w:p>
       <w:r>
@@ -3616,7 +3204,17 @@
 </file>
 
 <file path=word/footer1.xml><?xml version="1.0" encoding="utf-8"?>
-<w:ftr xmlns:wpc="http://schemas.microsoft.com/office/word/2010/wordprocessingCanvas" xmlns:cx="http://schemas.microsoft.com/office/drawing/2014/chartex" xmlns:cx1="http://schemas.microsoft.com/office/drawing/2015/9/8/chartex" xmlns:cx2="http://schemas.microsoft.com/office/drawing/2015/10/21/chartex" xmlns:cx3="http://schemas.microsoft.com/office/drawing/2016/5/9/chartex" xmlns:cx4="http://schemas.microsoft.com/office/drawing/2016/5/10/chartex" xmlns:cx5="http://schemas.microsoft.com/office/drawing/2016/5/11/chartex" xmlns:cx6="http://schemas.microsoft.com/office/drawing/2016/5/12/chartex" xmlns:cx7="http://schemas.microsoft.com/office/drawing/2016/5/13/chartex" xmlns:cx8="http://schemas.microsoft.com/office/drawing/2016/5/14/chartex" xmlns:mc="http://schemas.openxmlformats.org/markup-compatibility/2006" xmlns:aink="http://schemas.microsoft.com/office/drawing/2016/ink" xmlns:am3d="http://schemas.microsoft.com/office/drawing/2017/model3d" xmlns:o="urn:schemas-microsoft-com:office:office" xmlns:oel="http://schemas.microsoft.com/office/2019/extlst" xmlns:r="http://schemas.openxmlformats.org/officeDocument/2006/relationships" xmlns:m="http://schemas.openxmlformats.org/officeDocument/2006/math" xmlns:v="urn:schemas-microsoft-com:vml" xmlns:wp14="http://schemas.microsoft.com/office/word/2010/wordprocessingDrawing" xmlns:wp="http://schemas.openxmlformats.org/drawingml/2006/wordprocessingDrawing" xmlns:w10="urn:schemas-microsoft-com:office:word" xmlns:w="http://schemas.openxmlformats.org/wordprocessingml/2006/main" xmlns:w14="http://schemas.microsoft.com/office/word/2010/wordml" xmlns:w15="http://schemas.microsoft.com/office/word/2012/wordml" xmlns:w16cex="http://schemas.microsoft.com/office/word/2018/wordml/cex" xmlns:w16cid="http://schemas.microsoft.com/office/word/2016/wordml/cid" xmlns:w16="http://schemas.microsoft.com/office/word/2018/wordml" xmlns:w16du="http://schemas.microsoft.com/office/word/2023/wordml/word16du" xmlns:w16sdtdh="http://schemas.microsoft.com/office/word/2020/wordml/sdtdatahash" xmlns:w16se="http://schemas.microsoft.com/office/word/2015/wordml/symex" xmlns:wpg="http://schemas.microsoft.com/office/word/2010/wordprocessingGroup" xmlns:wpi="http://schemas.microsoft.com/office/word/2010/wordprocessingInk" xmlns:wne="http://schemas.microsoft.com/office/word/2006/wordml" xmlns:wps="http://schemas.microsoft.com/office/word/2010/wordprocessingShape" mc:Ignorable="w14 w15 w16se w16cid w16 w16cex w16sdtdh w16du wp14">
+<w:ftr xmlns:wpc="http://schemas.microsoft.com/office/word/2010/wordprocessingCanvas" xmlns:cx="http://schemas.microsoft.com/office/drawing/2014/chartex" xmlns:cx1="http://schemas.microsoft.com/office/drawing/2015/9/8/chartex" xmlns:cx2="http://schemas.microsoft.com/office/drawing/2015/10/21/chartex" xmlns:cx3="http://schemas.microsoft.com/office/drawing/2016/5/9/chartex" xmlns:cx4="http://schemas.microsoft.com/office/drawing/2016/5/10/chartex" xmlns:cx5="http://schemas.microsoft.com/office/drawing/2016/5/11/chartex" xmlns:cx6="http://schemas.microsoft.com/office/drawing/2016/5/12/chartex" xmlns:cx7="http://schemas.microsoft.com/office/drawing/2016/5/13/chartex" xmlns:cx8="http://schemas.microsoft.com/office/drawing/2016/5/14/chartex" xmlns:mc="http://schemas.openxmlformats.org/markup-compatibility/2006" xmlns:aink="http://schemas.microsoft.com/office/drawing/2016/ink" xmlns:am3d="http://schemas.microsoft.com/office/drawing/2017/model3d" xmlns:o="urn:schemas-microsoft-com:office:office" xmlns:r="http://schemas.openxmlformats.org/officeDocument/2006/relationships" xmlns:m="http://schemas.openxmlformats.org/officeDocument/2006/math" xmlns:v="urn:schemas-microsoft-com:vml" xmlns:wp14="http://schemas.microsoft.com/office/word/2010/wordprocessingDrawing" xmlns:wp="http://schemas.openxmlformats.org/drawingml/2006/wordprocessingDrawing" xmlns:w10="urn:schemas-microsoft-com:office:word" xmlns:w="http://schemas.openxmlformats.org/wordprocessingml/2006/main" xmlns:w14="http://schemas.microsoft.com/office/word/2010/wordml" xmlns:w15="http://schemas.microsoft.com/office/word/2012/wordml" xmlns:w16cid="http://schemas.microsoft.com/office/word/2016/wordml/cid" xmlns:w16se="http://schemas.microsoft.com/office/word/2015/wordml/symex" xmlns:wpg="http://schemas.microsoft.com/office/word/2010/wordprocessingGroup" xmlns:wpi="http://schemas.microsoft.com/office/word/2010/wordprocessingInk" xmlns:wne="http://schemas.microsoft.com/office/word/2006/wordml" xmlns:wps="http://schemas.microsoft.com/office/word/2010/wordprocessingShape" mc:Ignorable="w14 w15 w16se w16cid wp14">
+  <w:p>
+    <w:pPr>
+      <w:pStyle w:val="Fuzeile"/>
+    </w:pPr>
+  </w:p>
+</w:ftr>
+</file>
+
+<file path=word/footer2.xml><?xml version="1.0" encoding="utf-8"?>
+<w:ftr xmlns:wpc="http://schemas.microsoft.com/office/word/2010/wordprocessingCanvas" xmlns:cx="http://schemas.microsoft.com/office/drawing/2014/chartex" xmlns:cx1="http://schemas.microsoft.com/office/drawing/2015/9/8/chartex" xmlns:cx2="http://schemas.microsoft.com/office/drawing/2015/10/21/chartex" xmlns:cx3="http://schemas.microsoft.com/office/drawing/2016/5/9/chartex" xmlns:cx4="http://schemas.microsoft.com/office/drawing/2016/5/10/chartex" xmlns:cx5="http://schemas.microsoft.com/office/drawing/2016/5/11/chartex" xmlns:cx6="http://schemas.microsoft.com/office/drawing/2016/5/12/chartex" xmlns:cx7="http://schemas.microsoft.com/office/drawing/2016/5/13/chartex" xmlns:cx8="http://schemas.microsoft.com/office/drawing/2016/5/14/chartex" xmlns:mc="http://schemas.openxmlformats.org/markup-compatibility/2006" xmlns:aink="http://schemas.microsoft.com/office/drawing/2016/ink" xmlns:am3d="http://schemas.microsoft.com/office/drawing/2017/model3d" xmlns:o="urn:schemas-microsoft-com:office:office" xmlns:r="http://schemas.openxmlformats.org/officeDocument/2006/relationships" xmlns:m="http://schemas.openxmlformats.org/officeDocument/2006/math" xmlns:v="urn:schemas-microsoft-com:vml" xmlns:wp14="http://schemas.microsoft.com/office/word/2010/wordprocessingDrawing" xmlns:wp="http://schemas.openxmlformats.org/drawingml/2006/wordprocessingDrawing" xmlns:w10="urn:schemas-microsoft-com:office:word" xmlns:w="http://schemas.openxmlformats.org/wordprocessingml/2006/main" xmlns:w14="http://schemas.microsoft.com/office/word/2010/wordml" xmlns:w15="http://schemas.microsoft.com/office/word/2012/wordml" xmlns:w16cid="http://schemas.microsoft.com/office/word/2016/wordml/cid" xmlns:w16se="http://schemas.microsoft.com/office/word/2015/wordml/symex" xmlns:wpg="http://schemas.microsoft.com/office/word/2010/wordprocessingGroup" xmlns:wpi="http://schemas.microsoft.com/office/word/2010/wordprocessingInk" xmlns:wne="http://schemas.microsoft.com/office/word/2006/wordml" xmlns:wps="http://schemas.microsoft.com/office/word/2010/wordprocessingShape" mc:Ignorable="w14 w15 w16se w16cid wp14">
   <w:p>
     <w:pPr>
       <w:pStyle w:val="Fuzeile"/>
@@ -3639,8 +3237,18 @@
 </w:ftr>
 </file>
 
+<file path=word/footer3.xml><?xml version="1.0" encoding="utf-8"?>
+<w:ftr xmlns:wpc="http://schemas.microsoft.com/office/word/2010/wordprocessingCanvas" xmlns:cx="http://schemas.microsoft.com/office/drawing/2014/chartex" xmlns:cx1="http://schemas.microsoft.com/office/drawing/2015/9/8/chartex" xmlns:cx2="http://schemas.microsoft.com/office/drawing/2015/10/21/chartex" xmlns:cx3="http://schemas.microsoft.com/office/drawing/2016/5/9/chartex" xmlns:cx4="http://schemas.microsoft.com/office/drawing/2016/5/10/chartex" xmlns:cx5="http://schemas.microsoft.com/office/drawing/2016/5/11/chartex" xmlns:cx6="http://schemas.microsoft.com/office/drawing/2016/5/12/chartex" xmlns:cx7="http://schemas.microsoft.com/office/drawing/2016/5/13/chartex" xmlns:cx8="http://schemas.microsoft.com/office/drawing/2016/5/14/chartex" xmlns:mc="http://schemas.openxmlformats.org/markup-compatibility/2006" xmlns:aink="http://schemas.microsoft.com/office/drawing/2016/ink" xmlns:am3d="http://schemas.microsoft.com/office/drawing/2017/model3d" xmlns:o="urn:schemas-microsoft-com:office:office" xmlns:r="http://schemas.openxmlformats.org/officeDocument/2006/relationships" xmlns:m="http://schemas.openxmlformats.org/officeDocument/2006/math" xmlns:v="urn:schemas-microsoft-com:vml" xmlns:wp14="http://schemas.microsoft.com/office/word/2010/wordprocessingDrawing" xmlns:wp="http://schemas.openxmlformats.org/drawingml/2006/wordprocessingDrawing" xmlns:w10="urn:schemas-microsoft-com:office:word" xmlns:w="http://schemas.openxmlformats.org/wordprocessingml/2006/main" xmlns:w14="http://schemas.microsoft.com/office/word/2010/wordml" xmlns:w15="http://schemas.microsoft.com/office/word/2012/wordml" xmlns:w16cid="http://schemas.microsoft.com/office/word/2016/wordml/cid" xmlns:w16se="http://schemas.microsoft.com/office/word/2015/wordml/symex" xmlns:wpg="http://schemas.microsoft.com/office/word/2010/wordprocessingGroup" xmlns:wpi="http://schemas.microsoft.com/office/word/2010/wordprocessingInk" xmlns:wne="http://schemas.microsoft.com/office/word/2006/wordml" xmlns:wps="http://schemas.microsoft.com/office/word/2010/wordprocessingShape" mc:Ignorable="w14 w15 w16se w16cid wp14">
+  <w:p>
+    <w:pPr>
+      <w:pStyle w:val="Fuzeile"/>
+    </w:pPr>
+  </w:p>
+</w:ftr>
+</file>
+
 <file path=word/footnotes.xml><?xml version="1.0" encoding="utf-8"?>
-<w:footnotes xmlns:wpc="http://schemas.microsoft.com/office/word/2010/wordprocessingCanvas" xmlns:cx="http://schemas.microsoft.com/office/drawing/2014/chartex" xmlns:cx1="http://schemas.microsoft.com/office/drawing/2015/9/8/chartex" xmlns:cx2="http://schemas.microsoft.com/office/drawing/2015/10/21/chartex" xmlns:cx3="http://schemas.microsoft.com/office/drawing/2016/5/9/chartex" xmlns:cx4="http://schemas.microsoft.com/office/drawing/2016/5/10/chartex" xmlns:cx5="http://schemas.microsoft.com/office/drawing/2016/5/11/chartex" xmlns:cx6="http://schemas.microsoft.com/office/drawing/2016/5/12/chartex" xmlns:cx7="http://schemas.microsoft.com/office/drawing/2016/5/13/chartex" xmlns:cx8="http://schemas.microsoft.com/office/drawing/2016/5/14/chartex" xmlns:mc="http://schemas.openxmlformats.org/markup-compatibility/2006" xmlns:aink="http://schemas.microsoft.com/office/drawing/2016/ink" xmlns:am3d="http://schemas.microsoft.com/office/drawing/2017/model3d" xmlns:o="urn:schemas-microsoft-com:office:office" xmlns:oel="http://schemas.microsoft.com/office/2019/extlst" xmlns:r="http://schemas.openxmlformats.org/officeDocument/2006/relationships" xmlns:m="http://schemas.openxmlformats.org/officeDocument/2006/math" xmlns:v="urn:schemas-microsoft-com:vml" xmlns:wp14="http://schemas.microsoft.com/office/word/2010/wordprocessingDrawing" xmlns:wp="http://schemas.openxmlformats.org/drawingml/2006/wordprocessingDrawing" xmlns:w10="urn:schemas-microsoft-com:office:word" xmlns:w="http://schemas.openxmlformats.org/wordprocessingml/2006/main" xmlns:w14="http://schemas.microsoft.com/office/word/2010/wordml" xmlns:w15="http://schemas.microsoft.com/office/word/2012/wordml" xmlns:w16cex="http://schemas.microsoft.com/office/word/2018/wordml/cex" xmlns:w16cid="http://schemas.microsoft.com/office/word/2016/wordml/cid" xmlns:w16="http://schemas.microsoft.com/office/word/2018/wordml" xmlns:w16du="http://schemas.microsoft.com/office/word/2023/wordml/word16du" xmlns:w16sdtdh="http://schemas.microsoft.com/office/word/2020/wordml/sdtdatahash" xmlns:w16se="http://schemas.microsoft.com/office/word/2015/wordml/symex" xmlns:wpg="http://schemas.microsoft.com/office/word/2010/wordprocessingGroup" xmlns:wpi="http://schemas.microsoft.com/office/word/2010/wordprocessingInk" xmlns:wne="http://schemas.microsoft.com/office/word/2006/wordml" xmlns:wps="http://schemas.microsoft.com/office/word/2010/wordprocessingShape" mc:Ignorable="w14 w15 w16se w16cid w16 w16cex w16sdtdh w16du wp14">
+<w:footnotes xmlns:wpc="http://schemas.microsoft.com/office/word/2010/wordprocessingCanvas" xmlns:cx="http://schemas.microsoft.com/office/drawing/2014/chartex" xmlns:cx1="http://schemas.microsoft.com/office/drawing/2015/9/8/chartex" xmlns:cx2="http://schemas.microsoft.com/office/drawing/2015/10/21/chartex" xmlns:cx3="http://schemas.microsoft.com/office/drawing/2016/5/9/chartex" xmlns:cx4="http://schemas.microsoft.com/office/drawing/2016/5/10/chartex" xmlns:cx5="http://schemas.microsoft.com/office/drawing/2016/5/11/chartex" xmlns:cx6="http://schemas.microsoft.com/office/drawing/2016/5/12/chartex" xmlns:cx7="http://schemas.microsoft.com/office/drawing/2016/5/13/chartex" xmlns:cx8="http://schemas.microsoft.com/office/drawing/2016/5/14/chartex" xmlns:mc="http://schemas.openxmlformats.org/markup-compatibility/2006" xmlns:aink="http://schemas.microsoft.com/office/drawing/2016/ink" xmlns:am3d="http://schemas.microsoft.com/office/drawing/2017/model3d" xmlns:o="urn:schemas-microsoft-com:office:office" xmlns:r="http://schemas.openxmlformats.org/officeDocument/2006/relationships" xmlns:m="http://schemas.openxmlformats.org/officeDocument/2006/math" xmlns:v="urn:schemas-microsoft-com:vml" xmlns:wp14="http://schemas.microsoft.com/office/word/2010/wordprocessingDrawing" xmlns:wp="http://schemas.openxmlformats.org/drawingml/2006/wordprocessingDrawing" xmlns:w10="urn:schemas-microsoft-com:office:word" xmlns:w="http://schemas.openxmlformats.org/wordprocessingml/2006/main" xmlns:w14="http://schemas.microsoft.com/office/word/2010/wordml" xmlns:w15="http://schemas.microsoft.com/office/word/2012/wordml" xmlns:w16cid="http://schemas.microsoft.com/office/word/2016/wordml/cid" xmlns:w16se="http://schemas.microsoft.com/office/word/2015/wordml/symex" xmlns:wpg="http://schemas.microsoft.com/office/word/2010/wordprocessingGroup" xmlns:wpi="http://schemas.microsoft.com/office/word/2010/wordprocessingInk" xmlns:wne="http://schemas.microsoft.com/office/word/2006/wordml" xmlns:wps="http://schemas.microsoft.com/office/word/2010/wordprocessingShape" mc:Ignorable="w14 w15 w16se w16cid wp14">
   <w:footnote w:type="separator" w:id="-1">
     <w:p>
       <w:r>
@@ -3659,7 +3267,17 @@
 </file>
 
 <file path=word/header1.xml><?xml version="1.0" encoding="utf-8"?>
-<w:hdr xmlns:wpc="http://schemas.microsoft.com/office/word/2010/wordprocessingCanvas" xmlns:cx="http://schemas.microsoft.com/office/drawing/2014/chartex" xmlns:cx1="http://schemas.microsoft.com/office/drawing/2015/9/8/chartex" xmlns:cx2="http://schemas.microsoft.com/office/drawing/2015/10/21/chartex" xmlns:cx3="http://schemas.microsoft.com/office/drawing/2016/5/9/chartex" xmlns:cx4="http://schemas.microsoft.com/office/drawing/2016/5/10/chartex" xmlns:cx5="http://schemas.microsoft.com/office/drawing/2016/5/11/chartex" xmlns:cx6="http://schemas.microsoft.com/office/drawing/2016/5/12/chartex" xmlns:cx7="http://schemas.microsoft.com/office/drawing/2016/5/13/chartex" xmlns:cx8="http://schemas.microsoft.com/office/drawing/2016/5/14/chartex" xmlns:mc="http://schemas.openxmlformats.org/markup-compatibility/2006" xmlns:aink="http://schemas.microsoft.com/office/drawing/2016/ink" xmlns:am3d="http://schemas.microsoft.com/office/drawing/2017/model3d" xmlns:o="urn:schemas-microsoft-com:office:office" xmlns:oel="http://schemas.microsoft.com/office/2019/extlst" xmlns:r="http://schemas.openxmlformats.org/officeDocument/2006/relationships" xmlns:m="http://schemas.openxmlformats.org/officeDocument/2006/math" xmlns:v="urn:schemas-microsoft-com:vml" xmlns:wp14="http://schemas.microsoft.com/office/word/2010/wordprocessingDrawing" xmlns:wp="http://schemas.openxmlformats.org/drawingml/2006/wordprocessingDrawing" xmlns:w10="urn:schemas-microsoft-com:office:word" xmlns:w="http://schemas.openxmlformats.org/wordprocessingml/2006/main" xmlns:w14="http://schemas.microsoft.com/office/word/2010/wordml" xmlns:w15="http://schemas.microsoft.com/office/word/2012/wordml" xmlns:w16cex="http://schemas.microsoft.com/office/word/2018/wordml/cex" xmlns:w16cid="http://schemas.microsoft.com/office/word/2016/wordml/cid" xmlns:w16="http://schemas.microsoft.com/office/word/2018/wordml" xmlns:w16du="http://schemas.microsoft.com/office/word/2023/wordml/word16du" xmlns:w16sdtdh="http://schemas.microsoft.com/office/word/2020/wordml/sdtdatahash" xmlns:w16se="http://schemas.microsoft.com/office/word/2015/wordml/symex" xmlns:wpg="http://schemas.microsoft.com/office/word/2010/wordprocessingGroup" xmlns:wpi="http://schemas.microsoft.com/office/word/2010/wordprocessingInk" xmlns:wne="http://schemas.microsoft.com/office/word/2006/wordml" xmlns:wps="http://schemas.microsoft.com/office/word/2010/wordprocessingShape" mc:Ignorable="w14 w15 w16se w16cid w16 w16cex w16sdtdh w16du wp14">
+<w:hdr xmlns:wpc="http://schemas.microsoft.com/office/word/2010/wordprocessingCanvas" xmlns:cx="http://schemas.microsoft.com/office/drawing/2014/chartex" xmlns:cx1="http://schemas.microsoft.com/office/drawing/2015/9/8/chartex" xmlns:cx2="http://schemas.microsoft.com/office/drawing/2015/10/21/chartex" xmlns:cx3="http://schemas.microsoft.com/office/drawing/2016/5/9/chartex" xmlns:cx4="http://schemas.microsoft.com/office/drawing/2016/5/10/chartex" xmlns:cx5="http://schemas.microsoft.com/office/drawing/2016/5/11/chartex" xmlns:cx6="http://schemas.microsoft.com/office/drawing/2016/5/12/chartex" xmlns:cx7="http://schemas.microsoft.com/office/drawing/2016/5/13/chartex" xmlns:cx8="http://schemas.microsoft.com/office/drawing/2016/5/14/chartex" xmlns:mc="http://schemas.openxmlformats.org/markup-compatibility/2006" xmlns:aink="http://schemas.microsoft.com/office/drawing/2016/ink" xmlns:am3d="http://schemas.microsoft.com/office/drawing/2017/model3d" xmlns:o="urn:schemas-microsoft-com:office:office" xmlns:r="http://schemas.openxmlformats.org/officeDocument/2006/relationships" xmlns:m="http://schemas.openxmlformats.org/officeDocument/2006/math" xmlns:v="urn:schemas-microsoft-com:vml" xmlns:wp14="http://schemas.microsoft.com/office/word/2010/wordprocessingDrawing" xmlns:wp="http://schemas.openxmlformats.org/drawingml/2006/wordprocessingDrawing" xmlns:w10="urn:schemas-microsoft-com:office:word" xmlns:w="http://schemas.openxmlformats.org/wordprocessingml/2006/main" xmlns:w14="http://schemas.microsoft.com/office/word/2010/wordml" xmlns:w15="http://schemas.microsoft.com/office/word/2012/wordml" xmlns:w16cid="http://schemas.microsoft.com/office/word/2016/wordml/cid" xmlns:w16se="http://schemas.microsoft.com/office/word/2015/wordml/symex" xmlns:wpg="http://schemas.microsoft.com/office/word/2010/wordprocessingGroup" xmlns:wpi="http://schemas.microsoft.com/office/word/2010/wordprocessingInk" xmlns:wne="http://schemas.microsoft.com/office/word/2006/wordml" xmlns:wps="http://schemas.microsoft.com/office/word/2010/wordprocessingShape" mc:Ignorable="w14 w15 w16se w16cid wp14">
+  <w:p>
+    <w:pPr>
+      <w:pStyle w:val="Kopfzeile"/>
+    </w:pPr>
+  </w:p>
+</w:hdr>
+</file>
+
+<file path=word/header2.xml><?xml version="1.0" encoding="utf-8"?>
+<w:hdr xmlns:wpc="http://schemas.microsoft.com/office/word/2010/wordprocessingCanvas" xmlns:cx="http://schemas.microsoft.com/office/drawing/2014/chartex" xmlns:cx1="http://schemas.microsoft.com/office/drawing/2015/9/8/chartex" xmlns:cx2="http://schemas.microsoft.com/office/drawing/2015/10/21/chartex" xmlns:cx3="http://schemas.microsoft.com/office/drawing/2016/5/9/chartex" xmlns:cx4="http://schemas.microsoft.com/office/drawing/2016/5/10/chartex" xmlns:cx5="http://schemas.microsoft.com/office/drawing/2016/5/11/chartex" xmlns:cx6="http://schemas.microsoft.com/office/drawing/2016/5/12/chartex" xmlns:cx7="http://schemas.microsoft.com/office/drawing/2016/5/13/chartex" xmlns:cx8="http://schemas.microsoft.com/office/drawing/2016/5/14/chartex" xmlns:mc="http://schemas.openxmlformats.org/markup-compatibility/2006" xmlns:aink="http://schemas.microsoft.com/office/drawing/2016/ink" xmlns:am3d="http://schemas.microsoft.com/office/drawing/2017/model3d" xmlns:o="urn:schemas-microsoft-com:office:office" xmlns:r="http://schemas.openxmlformats.org/officeDocument/2006/relationships" xmlns:m="http://schemas.openxmlformats.org/officeDocument/2006/math" xmlns:v="urn:schemas-microsoft-com:vml" xmlns:wp14="http://schemas.microsoft.com/office/word/2010/wordprocessingDrawing" xmlns:wp="http://schemas.openxmlformats.org/drawingml/2006/wordprocessingDrawing" xmlns:w10="urn:schemas-microsoft-com:office:word" xmlns:w="http://schemas.openxmlformats.org/wordprocessingml/2006/main" xmlns:w14="http://schemas.microsoft.com/office/word/2010/wordml" xmlns:w15="http://schemas.microsoft.com/office/word/2012/wordml" xmlns:w16cid="http://schemas.microsoft.com/office/word/2016/wordml/cid" xmlns:w16se="http://schemas.microsoft.com/office/word/2015/wordml/symex" xmlns:wpg="http://schemas.microsoft.com/office/word/2010/wordprocessingGroup" xmlns:wpi="http://schemas.microsoft.com/office/word/2010/wordprocessingInk" xmlns:wne="http://schemas.microsoft.com/office/word/2006/wordml" xmlns:wps="http://schemas.microsoft.com/office/word/2010/wordprocessingShape" mc:Ignorable="w14 w15 w16se w16cid wp14">
   <w:p>
     <w:pPr>
       <w:pStyle w:val="Kopfzeile"/>
@@ -3668,16 +3286,76 @@
       <w:rPr>
         <w:noProof/>
       </w:rPr>
+      <w:drawing>
+        <wp:anchor distT="0" distB="0" distL="114300" distR="114300" simplePos="0" relativeHeight="251660288" behindDoc="0" locked="0" layoutInCell="1" allowOverlap="1" wp14:anchorId="373AF6BF" wp14:editId="0E754C7E">
+          <wp:simplePos x="0" y="0"/>
+          <wp:positionH relativeFrom="margin">
+            <wp:align>right</wp:align>
+          </wp:positionH>
+          <wp:positionV relativeFrom="paragraph">
+            <wp:posOffset>13170</wp:posOffset>
+          </wp:positionV>
+          <wp:extent cx="1733384" cy="632638"/>
+          <wp:effectExtent l="0" t="0" r="635" b="0"/>
+          <wp:wrapNone/>
+          <wp:docPr id="3" name="Grafik 3"/>
+          <wp:cNvGraphicFramePr>
+            <a:graphicFrameLocks xmlns:a="http://schemas.openxmlformats.org/drawingml/2006/main" noChangeAspect="1"/>
+          </wp:cNvGraphicFramePr>
+          <a:graphic xmlns:a="http://schemas.openxmlformats.org/drawingml/2006/main">
+            <a:graphicData uri="http://schemas.openxmlformats.org/drawingml/2006/picture">
+              <pic:pic xmlns:pic="http://schemas.openxmlformats.org/drawingml/2006/picture">
+                <pic:nvPicPr>
+                  <pic:cNvPr id="3" name="BLG Logo RGB.png"/>
+                  <pic:cNvPicPr/>
+                </pic:nvPicPr>
+                <pic:blipFill>
+                  <a:blip r:embed="rId1">
+                    <a:extLst>
+                      <a:ext uri="{28A0092B-C50C-407E-A947-70E740481C1C}">
+                        <a14:useLocalDpi xmlns:a14="http://schemas.microsoft.com/office/drawing/2010/main" val="0"/>
+                      </a:ext>
+                    </a:extLst>
+                  </a:blip>
+                  <a:stretch>
+                    <a:fillRect/>
+                  </a:stretch>
+                </pic:blipFill>
+                <pic:spPr>
+                  <a:xfrm>
+                    <a:off x="0" y="0"/>
+                    <a:ext cx="1733384" cy="632638"/>
+                  </a:xfrm>
+                  <a:prstGeom prst="rect">
+                    <a:avLst/>
+                  </a:prstGeom>
+                </pic:spPr>
+              </pic:pic>
+            </a:graphicData>
+          </a:graphic>
+          <wp14:sizeRelH relativeFrom="page">
+            <wp14:pctWidth>0</wp14:pctWidth>
+          </wp14:sizeRelH>
+          <wp14:sizeRelV relativeFrom="page">
+            <wp14:pctHeight>0</wp14:pctHeight>
+          </wp14:sizeRelV>
+        </wp:anchor>
+      </w:drawing>
+    </w:r>
+    <w:r>
+      <w:rPr>
+        <w:noProof/>
+      </w:rPr>
       <mc:AlternateContent>
         <mc:Choice Requires="wpg">
           <w:drawing>
-            <wp:anchor distT="0" distB="0" distL="114300" distR="114300" simplePos="0" relativeHeight="251659264" behindDoc="0" locked="0" layoutInCell="1" allowOverlap="1" wp14:anchorId="359053A7" wp14:editId="7CE6106C">
+            <wp:anchor distT="0" distB="0" distL="114300" distR="114300" simplePos="0" relativeHeight="251659264" behindDoc="0" locked="0" layoutInCell="1" allowOverlap="1" wp14:anchorId="359053A7" wp14:editId="73AB3BA6">
               <wp:simplePos x="0" y="0"/>
               <wp:positionH relativeFrom="column">
-                <wp:posOffset>-17145</wp:posOffset>
+                <wp:posOffset>-18415</wp:posOffset>
               </wp:positionH>
               <wp:positionV relativeFrom="paragraph">
-                <wp:posOffset>154305</wp:posOffset>
+                <wp:posOffset>156210</wp:posOffset>
               </wp:positionV>
               <wp:extent cx="9982200" cy="6847205"/>
               <wp:effectExtent l="0" t="0" r="0" b="10795"/>
@@ -3848,37 +3526,6 @@
                         <a:noAutofit/>
                       </wps:bodyPr>
                     </wps:wsp>
-                    <pic:pic xmlns:pic="http://schemas.openxmlformats.org/drawingml/2006/picture">
-                      <pic:nvPicPr>
-                        <pic:cNvPr id="8" name="Picture 26"/>
-                        <pic:cNvPicPr>
-                          <a:picLocks noChangeAspect="1"/>
-                        </pic:cNvPicPr>
-                      </pic:nvPicPr>
-                      <pic:blipFill>
-                        <a:blip r:embed="rId1">
-                          <a:extLst>
-                            <a:ext uri="{28A0092B-C50C-407E-A947-70E740481C1C}">
-                              <a14:useLocalDpi xmlns:a14="http://schemas.microsoft.com/office/drawing/2010/main" val="0"/>
-                            </a:ext>
-                          </a:extLst>
-                        </a:blip>
-                        <a:srcRect/>
-                        <a:stretch>
-                          <a:fillRect/>
-                        </a:stretch>
-                      </pic:blipFill>
-                      <pic:spPr bwMode="auto">
-                        <a:xfrm>
-                          <a:off x="8239125" y="9525"/>
-                          <a:ext cx="1725295" cy="359410"/>
-                        </a:xfrm>
-                        <a:prstGeom prst="rect">
-                          <a:avLst/>
-                        </a:prstGeom>
-                        <a:noFill/>
-                      </pic:spPr>
-                    </pic:pic>
                     <pic:pic xmlns:pic="http://schemas.openxmlformats.org/drawingml/2006/picture">
                       <pic:nvPicPr>
                         <pic:cNvPr id="10" name="Grafik 10"/>
@@ -4151,7 +3798,7 @@
         </mc:Choice>
         <mc:Fallback>
           <w:pict>
-            <v:group w14:anchorId="359053A7" id="Gruppieren 1" o:spid="_x0000_s1026" style="position:absolute;margin-left:-1.35pt;margin-top:12.15pt;width:786pt;height:539.15pt;z-index:251659264;mso-width-relative:margin" coordsize="99822,68472" o:gfxdata="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">
+            <v:group w14:anchorId="359053A7" id="Gruppieren 1" o:spid="_x0000_s1026" style="position:absolute;margin-left:-1.45pt;margin-top:12.3pt;width:786pt;height:539.15pt;z-index:251659264;mso-width-relative:margin" coordsize="99822,68472" o:gfxdata="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">
               <v:shapetype id="_x0000_t202" coordsize="21600,21600" o:spt="202" path="m,l,21600r21600,l21600,xe">
                 <v:stroke joinstyle="miter"/>
                 <v:path gradientshapeok="t" o:connecttype="rect"/>
@@ -4238,13 +3885,10 @@
                 <v:path o:extrusionok="f" gradientshapeok="t" o:connecttype="rect"/>
                 <o:lock v:ext="edit" aspectratio="t"/>
               </v:shapetype>
-              <v:shape id="Picture 26" o:spid="_x0000_s1030" type="#_x0000_t75" style="position:absolute;left:82391;top:95;width:17253;height:3594;visibility:visible;mso-wrap-style:square" o:gfxdata="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">
+              <v:shape id="Grafik 10" o:spid="_x0000_s1030" type="#_x0000_t75" style="position:absolute;width:9188;height:3594;visibility:visible;mso-wrap-style:square" o:gfxdata="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">
                 <v:imagedata r:id="rId3" o:title=""/>
               </v:shape>
-              <v:shape id="Grafik 10" o:spid="_x0000_s1031" type="#_x0000_t75" style="position:absolute;width:9188;height:3594;visibility:visible;mso-wrap-style:square" o:gfxdata="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">
-                <v:imagedata r:id="rId4" o:title=""/>
-              </v:shape>
-              <v:shape id="Text Box 25" o:spid="_x0000_s1032" type="#_x0000_t202" style="position:absolute;left:38385;top:64770;width:25197;height:1797;visibility:visible;mso-wrap-style:square;v-text-anchor:middle" o:gfxdata="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" filled="f" stroked="f">
+              <v:shape id="Text Box 25" o:spid="_x0000_s1031" type="#_x0000_t202" style="position:absolute;left:38385;top:64770;width:25197;height:1797;visibility:visible;mso-wrap-style:square;v-text-anchor:middle" o:gfxdata="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" filled="f" stroked="f">
                 <v:textbox inset="0,0,0,0">
                   <w:txbxContent>
                     <w:p>
@@ -4288,7 +3932,7 @@
                   </w:txbxContent>
                 </v:textbox>
               </v:shape>
-              <v:shape id="Text Box 25" o:spid="_x0000_s1033" type="#_x0000_t202" style="position:absolute;left:90773;top:64674;width:9000;height:1800;visibility:visible;mso-wrap-style:square;v-text-anchor:middle" o:gfxdata="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" filled="f" stroked="f">
+              <v:shape id="Text Box 25" o:spid="_x0000_s1032" type="#_x0000_t202" style="position:absolute;left:90773;top:64674;width:9000;height:1800;visibility:visible;mso-wrap-style:square;v-text-anchor:middle" o:gfxdata="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" filled="f" stroked="f">
                 <v:textbox inset="0,0,0,0">
                   <w:txbxContent>
                     <w:p>
@@ -4347,7 +3991,7 @@
                   </w:txbxContent>
                 </v:textbox>
               </v:shape>
-              <v:shape id="Text Box 25" o:spid="_x0000_s1034" type="#_x0000_t202" style="position:absolute;left:18859;top:66675;width:62960;height:1797;visibility:visible;mso-wrap-style:square;v-text-anchor:middle" o:gfxdata="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" filled="f" stroked="f">
+              <v:shape id="Text Box 25" o:spid="_x0000_s1033" type="#_x0000_t202" style="position:absolute;left:18859;top:66675;width:62960;height:1797;visibility:visible;mso-wrap-style:square;v-text-anchor:middle" o:gfxdata="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" filled="f" stroked="f">
                 <v:textbox inset="0,0,0,0">
                   <w:txbxContent>
                     <w:p>
@@ -4442,7 +4086,7 @@
             </wp:anchor>
           </w:drawing>
         </mc:Choice>
-        <mc:Fallback>
+        <mc:Fallback xmlns:oel="http://schemas.microsoft.com/office/2019/extlst" xmlns:w16cex="http://schemas.microsoft.com/office/word/2018/wordml/cex" xmlns:w16="http://schemas.microsoft.com/office/word/2018/wordml" xmlns:w16du="http://schemas.microsoft.com/office/word/2023/wordml/word16du" xmlns:w16sdtdh="http://schemas.microsoft.com/office/word/2020/wordml/sdtdatahash">
           <w:pict>
             <v:line w14:anchorId="01F45A93" id="Gerader Verbinder 9" o:spid="_x0000_s1026" style="position:absolute;z-index:251624448;visibility:visible;mso-wrap-style:square;mso-wrap-distance-left:9pt;mso-wrap-distance-top:0;mso-wrap-distance-right:9pt;mso-wrap-distance-bottom:0;mso-position-horizontal:absolute;mso-position-horizontal-relative:text;mso-position-vertical:absolute;mso-position-vertical-relative:text" from="-3.05pt,31.1pt" to="498.65pt,31.1pt" o:gfxdata="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" stroked="f"/>
           </w:pict>
@@ -4453,8 +4097,18 @@
 </w:hdr>
 </file>
 
+<file path=word/header3.xml><?xml version="1.0" encoding="utf-8"?>
+<w:hdr xmlns:wpc="http://schemas.microsoft.com/office/word/2010/wordprocessingCanvas" xmlns:cx="http://schemas.microsoft.com/office/drawing/2014/chartex" xmlns:cx1="http://schemas.microsoft.com/office/drawing/2015/9/8/chartex" xmlns:cx2="http://schemas.microsoft.com/office/drawing/2015/10/21/chartex" xmlns:cx3="http://schemas.microsoft.com/office/drawing/2016/5/9/chartex" xmlns:cx4="http://schemas.microsoft.com/office/drawing/2016/5/10/chartex" xmlns:cx5="http://schemas.microsoft.com/office/drawing/2016/5/11/chartex" xmlns:cx6="http://schemas.microsoft.com/office/drawing/2016/5/12/chartex" xmlns:cx7="http://schemas.microsoft.com/office/drawing/2016/5/13/chartex" xmlns:cx8="http://schemas.microsoft.com/office/drawing/2016/5/14/chartex" xmlns:mc="http://schemas.openxmlformats.org/markup-compatibility/2006" xmlns:aink="http://schemas.microsoft.com/office/drawing/2016/ink" xmlns:am3d="http://schemas.microsoft.com/office/drawing/2017/model3d" xmlns:o="urn:schemas-microsoft-com:office:office" xmlns:r="http://schemas.openxmlformats.org/officeDocument/2006/relationships" xmlns:m="http://schemas.openxmlformats.org/officeDocument/2006/math" xmlns:v="urn:schemas-microsoft-com:vml" xmlns:wp14="http://schemas.microsoft.com/office/word/2010/wordprocessingDrawing" xmlns:wp="http://schemas.openxmlformats.org/drawingml/2006/wordprocessingDrawing" xmlns:w10="urn:schemas-microsoft-com:office:word" xmlns:w="http://schemas.openxmlformats.org/wordprocessingml/2006/main" xmlns:w14="http://schemas.microsoft.com/office/word/2010/wordml" xmlns:w15="http://schemas.microsoft.com/office/word/2012/wordml" xmlns:w16cid="http://schemas.microsoft.com/office/word/2016/wordml/cid" xmlns:w16se="http://schemas.microsoft.com/office/word/2015/wordml/symex" xmlns:wpg="http://schemas.microsoft.com/office/word/2010/wordprocessingGroup" xmlns:wpi="http://schemas.microsoft.com/office/word/2010/wordprocessingInk" xmlns:wne="http://schemas.microsoft.com/office/word/2006/wordml" xmlns:wps="http://schemas.microsoft.com/office/word/2010/wordprocessingShape" mc:Ignorable="w14 w15 w16se w16cid wp14">
+  <w:p>
+    <w:pPr>
+      <w:pStyle w:val="Kopfzeile"/>
+    </w:pPr>
+  </w:p>
+</w:hdr>
+</file>
+
 <file path=word/numbering.xml><?xml version="1.0" encoding="utf-8"?>
-<w:numbering xmlns:wpc="http://schemas.microsoft.com/office/word/2010/wordprocessingCanvas" xmlns:cx="http://schemas.microsoft.com/office/drawing/2014/chartex" xmlns:cx1="http://schemas.microsoft.com/office/drawing/2015/9/8/chartex" xmlns:cx2="http://schemas.microsoft.com/office/drawing/2015/10/21/chartex" xmlns:cx3="http://schemas.microsoft.com/office/drawing/2016/5/9/chartex" xmlns:cx4="http://schemas.microsoft.com/office/drawing/2016/5/10/chartex" xmlns:cx5="http://schemas.microsoft.com/office/drawing/2016/5/11/chartex" xmlns:cx6="http://schemas.microsoft.com/office/drawing/2016/5/12/chartex" xmlns:cx7="http://schemas.microsoft.com/office/drawing/2016/5/13/chartex" xmlns:cx8="http://schemas.microsoft.com/office/drawing/2016/5/14/chartex" xmlns:mc="http://schemas.openxmlformats.org/markup-compatibility/2006" xmlns:aink="http://schemas.microsoft.com/office/drawing/2016/ink" xmlns:am3d="http://schemas.microsoft.com/office/drawing/2017/model3d" xmlns:o="urn:schemas-microsoft-com:office:office" xmlns:oel="http://schemas.microsoft.com/office/2019/extlst" xmlns:r="http://schemas.openxmlformats.org/officeDocument/2006/relationships" xmlns:m="http://schemas.openxmlformats.org/officeDocument/2006/math" xmlns:v="urn:schemas-microsoft-com:vml" xmlns:wp14="http://schemas.microsoft.com/office/word/2010/wordprocessingDrawing" xmlns:wp="http://schemas.openxmlformats.org/drawingml/2006/wordprocessingDrawing" xmlns:w10="urn:schemas-microsoft-com:office:word" xmlns:w="http://schemas.openxmlformats.org/wordprocessingml/2006/main" xmlns:w14="http://schemas.microsoft.com/office/word/2010/wordml" xmlns:w15="http://schemas.microsoft.com/office/word/2012/wordml" xmlns:w16cex="http://schemas.microsoft.com/office/word/2018/wordml/cex" xmlns:w16cid="http://schemas.microsoft.com/office/word/2016/wordml/cid" xmlns:w16="http://schemas.microsoft.com/office/word/2018/wordml" xmlns:w16du="http://schemas.microsoft.com/office/word/2023/wordml/word16du" xmlns:w16sdtdh="http://schemas.microsoft.com/office/word/2020/wordml/sdtdatahash" xmlns:w16se="http://schemas.microsoft.com/office/word/2015/wordml/symex" xmlns:wpg="http://schemas.microsoft.com/office/word/2010/wordprocessingGroup" xmlns:wpi="http://schemas.microsoft.com/office/word/2010/wordprocessingInk" xmlns:wne="http://schemas.microsoft.com/office/word/2006/wordml" xmlns:wps="http://schemas.microsoft.com/office/word/2010/wordprocessingShape" mc:Ignorable="w14 w15 w16se w16cid w16 w16cex w16sdtdh w16du wp14">
+<w:numbering xmlns:wpc="http://schemas.microsoft.com/office/word/2010/wordprocessingCanvas" xmlns:cx="http://schemas.microsoft.com/office/drawing/2014/chartex" xmlns:cx1="http://schemas.microsoft.com/office/drawing/2015/9/8/chartex" xmlns:cx2="http://schemas.microsoft.com/office/drawing/2015/10/21/chartex" xmlns:cx3="http://schemas.microsoft.com/office/drawing/2016/5/9/chartex" xmlns:cx4="http://schemas.microsoft.com/office/drawing/2016/5/10/chartex" xmlns:cx5="http://schemas.microsoft.com/office/drawing/2016/5/11/chartex" xmlns:cx6="http://schemas.microsoft.com/office/drawing/2016/5/12/chartex" xmlns:cx7="http://schemas.microsoft.com/office/drawing/2016/5/13/chartex" xmlns:cx8="http://schemas.microsoft.com/office/drawing/2016/5/14/chartex" xmlns:mc="http://schemas.openxmlformats.org/markup-compatibility/2006" xmlns:aink="http://schemas.microsoft.com/office/drawing/2016/ink" xmlns:am3d="http://schemas.microsoft.com/office/drawing/2017/model3d" xmlns:o="urn:schemas-microsoft-com:office:office" xmlns:r="http://schemas.openxmlformats.org/officeDocument/2006/relationships" xmlns:m="http://schemas.openxmlformats.org/officeDocument/2006/math" xmlns:v="urn:schemas-microsoft-com:vml" xmlns:wp14="http://schemas.microsoft.com/office/word/2010/wordprocessingDrawing" xmlns:wp="http://schemas.openxmlformats.org/drawingml/2006/wordprocessingDrawing" xmlns:w10="urn:schemas-microsoft-com:office:word" xmlns:w="http://schemas.openxmlformats.org/wordprocessingml/2006/main" xmlns:w14="http://schemas.microsoft.com/office/word/2010/wordml" xmlns:w15="http://schemas.microsoft.com/office/word/2012/wordml" xmlns:w16cid="http://schemas.microsoft.com/office/word/2016/wordml/cid" xmlns:w16se="http://schemas.microsoft.com/office/word/2015/wordml/symex" xmlns:wpg="http://schemas.microsoft.com/office/word/2010/wordprocessingGroup" xmlns:wpi="http://schemas.microsoft.com/office/word/2010/wordprocessingInk" xmlns:wne="http://schemas.microsoft.com/office/word/2006/wordml" xmlns:wps="http://schemas.microsoft.com/office/word/2010/wordprocessingShape" mc:Ignorable="w14 w15 w16se w16cid wp14">
   <w:abstractNum w:abstractNumId="0" w15:restartNumberingAfterBreak="0">
     <w:nsid w:val="FFFFFF7C"/>
     <w:multiLevelType w:val="singleLevel"/>
@@ -7056,58 +6710,58 @@
       </w:rPr>
     </w:lvl>
   </w:abstractNum>
-  <w:num w:numId="1" w16cid:durableId="782194077">
+  <w:num w:numId="1">
     <w:abstractNumId w:val="27"/>
   </w:num>
-  <w:num w:numId="2" w16cid:durableId="1230920134">
+  <w:num w:numId="2">
     <w:abstractNumId w:val="10"/>
   </w:num>
-  <w:num w:numId="3" w16cid:durableId="1571961118">
+  <w:num w:numId="3">
     <w:abstractNumId w:val="13"/>
   </w:num>
-  <w:num w:numId="4" w16cid:durableId="1370033042">
+  <w:num w:numId="4">
     <w:abstractNumId w:val="19"/>
   </w:num>
-  <w:num w:numId="5" w16cid:durableId="1602487192">
+  <w:num w:numId="5">
     <w:abstractNumId w:val="8"/>
   </w:num>
-  <w:num w:numId="6" w16cid:durableId="5258817">
+  <w:num w:numId="6">
     <w:abstractNumId w:val="8"/>
   </w:num>
-  <w:num w:numId="7" w16cid:durableId="214317379">
+  <w:num w:numId="7">
     <w:abstractNumId w:val="9"/>
   </w:num>
-  <w:num w:numId="8" w16cid:durableId="2004045627">
+  <w:num w:numId="8">
     <w:abstractNumId w:val="7"/>
   </w:num>
-  <w:num w:numId="9" w16cid:durableId="455098930">
+  <w:num w:numId="9">
     <w:abstractNumId w:val="6"/>
   </w:num>
-  <w:num w:numId="10" w16cid:durableId="129829119">
+  <w:num w:numId="10">
     <w:abstractNumId w:val="5"/>
   </w:num>
-  <w:num w:numId="11" w16cid:durableId="850223467">
+  <w:num w:numId="11">
     <w:abstractNumId w:val="4"/>
   </w:num>
-  <w:num w:numId="12" w16cid:durableId="747769885">
+  <w:num w:numId="12">
     <w:abstractNumId w:val="3"/>
   </w:num>
-  <w:num w:numId="13" w16cid:durableId="1634553682">
+  <w:num w:numId="13">
     <w:abstractNumId w:val="2"/>
   </w:num>
-  <w:num w:numId="14" w16cid:durableId="1327899060">
+  <w:num w:numId="14">
     <w:abstractNumId w:val="1"/>
   </w:num>
-  <w:num w:numId="15" w16cid:durableId="1427075541">
+  <w:num w:numId="15">
     <w:abstractNumId w:val="0"/>
   </w:num>
-  <w:num w:numId="16" w16cid:durableId="938804219">
+  <w:num w:numId="16">
     <w:abstractNumId w:val="28"/>
   </w:num>
-  <w:num w:numId="17" w16cid:durableId="664549709">
+  <w:num w:numId="17">
     <w:abstractNumId w:val="22"/>
   </w:num>
-  <w:num w:numId="18" w16cid:durableId="649286763">
+  <w:num w:numId="18">
     <w:abstractNumId w:val="27"/>
     <w:lvlOverride w:ilvl="0">
       <w:startOverride w:val="1"/>
@@ -7137,7 +6791,7 @@
       <w:startOverride w:val="1"/>
     </w:lvlOverride>
   </w:num>
-  <w:num w:numId="19" w16cid:durableId="631904046">
+  <w:num w:numId="19">
     <w:abstractNumId w:val="27"/>
     <w:lvlOverride w:ilvl="0">
       <w:startOverride w:val="3"/>
@@ -7149,40 +6803,40 @@
       <w:startOverride w:val="2"/>
     </w:lvlOverride>
   </w:num>
-  <w:num w:numId="20" w16cid:durableId="1475871020">
+  <w:num w:numId="20">
     <w:abstractNumId w:val="21"/>
   </w:num>
-  <w:num w:numId="21" w16cid:durableId="36050072">
+  <w:num w:numId="21">
     <w:abstractNumId w:val="23"/>
   </w:num>
-  <w:num w:numId="22" w16cid:durableId="687633911">
+  <w:num w:numId="22">
     <w:abstractNumId w:val="17"/>
   </w:num>
-  <w:num w:numId="23" w16cid:durableId="111823182">
+  <w:num w:numId="23">
     <w:abstractNumId w:val="12"/>
   </w:num>
-  <w:num w:numId="24" w16cid:durableId="310867387">
+  <w:num w:numId="24">
     <w:abstractNumId w:val="14"/>
   </w:num>
-  <w:num w:numId="25" w16cid:durableId="1132749890">
+  <w:num w:numId="25">
     <w:abstractNumId w:val="16"/>
   </w:num>
-  <w:num w:numId="26" w16cid:durableId="404256057">
+  <w:num w:numId="26">
     <w:abstractNumId w:val="25"/>
   </w:num>
-  <w:num w:numId="27" w16cid:durableId="575169573">
+  <w:num w:numId="27">
     <w:abstractNumId w:val="18"/>
   </w:num>
-  <w:num w:numId="28" w16cid:durableId="716392444">
+  <w:num w:numId="28">
     <w:abstractNumId w:val="29"/>
   </w:num>
-  <w:num w:numId="29" w16cid:durableId="613097179">
+  <w:num w:numId="29">
     <w:abstractNumId w:val="29"/>
   </w:num>
-  <w:num w:numId="30" w16cid:durableId="1391536606">
+  <w:num w:numId="30">
     <w:abstractNumId w:val="24"/>
   </w:num>
-  <w:num w:numId="31" w16cid:durableId="843670248">
+  <w:num w:numId="31">
     <w:abstractNumId w:val="29"/>
     <w:lvlOverride w:ilvl="0">
       <w:startOverride w:val="3"/>
@@ -7212,13 +6866,13 @@
       <w:startOverride w:val="1"/>
     </w:lvlOverride>
   </w:num>
-  <w:num w:numId="32" w16cid:durableId="976105361">
+  <w:num w:numId="32">
     <w:abstractNumId w:val="11"/>
   </w:num>
-  <w:num w:numId="33" w16cid:durableId="1500927198">
+  <w:num w:numId="33">
     <w:abstractNumId w:val="26"/>
   </w:num>
-  <w:num w:numId="34" w16cid:durableId="2096318640">
+  <w:num w:numId="34">
     <w:abstractNumId w:val="26"/>
     <w:lvlOverride w:ilvl="0">
       <w:lvl w:ilvl="0">
@@ -7375,7 +7029,7 @@
       </w:lvl>
     </w:lvlOverride>
   </w:num>
-  <w:num w:numId="35" w16cid:durableId="424569750">
+  <w:num w:numId="35">
     <w:abstractNumId w:val="26"/>
     <w:lvlOverride w:ilvl="0">
       <w:lvl w:ilvl="0">
@@ -7532,7 +7186,7 @@
       </w:lvl>
     </w:lvlOverride>
   </w:num>
-  <w:num w:numId="36" w16cid:durableId="2001959027">
+  <w:num w:numId="36">
     <w:abstractNumId w:val="26"/>
     <w:lvlOverride w:ilvl="0">
       <w:lvl w:ilvl="0">
@@ -7689,7 +7343,7 @@
       </w:lvl>
     </w:lvlOverride>
   </w:num>
-  <w:num w:numId="37" w16cid:durableId="630939958">
+  <w:num w:numId="37">
     <w:abstractNumId w:val="26"/>
     <w:lvlOverride w:ilvl="0">
       <w:lvl w:ilvl="0">
@@ -7846,10 +7500,10 @@
       </w:lvl>
     </w:lvlOverride>
   </w:num>
-  <w:num w:numId="38" w16cid:durableId="405567839">
+  <w:num w:numId="38">
     <w:abstractNumId w:val="20"/>
   </w:num>
-  <w:num w:numId="39" w16cid:durableId="1164316744">
+  <w:num w:numId="39">
     <w:abstractNumId w:val="20"/>
     <w:lvlOverride w:ilvl="0">
       <w:startOverride w:val="1"/>
@@ -7879,14 +7533,14 @@
       <w:startOverride w:val="1"/>
     </w:lvlOverride>
   </w:num>
-  <w:num w:numId="40" w16cid:durableId="2003311416">
+  <w:num w:numId="40">
     <w:abstractNumId w:val="15"/>
   </w:num>
 </w:numbering>
 </file>
 
 <file path=word/styles.xml><?xml version="1.0" encoding="utf-8"?>
-<w:styles xmlns:mc="http://schemas.openxmlformats.org/markup-compatibility/2006" xmlns:r="http://schemas.openxmlformats.org/officeDocument/2006/relationships" xmlns:w="http://schemas.openxmlformats.org/wordprocessingml/2006/main" xmlns:w14="http://schemas.microsoft.com/office/word/2010/wordml" xmlns:w15="http://schemas.microsoft.com/office/word/2012/wordml" xmlns:w16cex="http://schemas.microsoft.com/office/word/2018/wordml/cex" xmlns:w16cid="http://schemas.microsoft.com/office/word/2016/wordml/cid" xmlns:w16="http://schemas.microsoft.com/office/word/2018/wordml" xmlns:w16du="http://schemas.microsoft.com/office/word/2023/wordml/word16du" xmlns:w16sdtdh="http://schemas.microsoft.com/office/word/2020/wordml/sdtdatahash" xmlns:w16se="http://schemas.microsoft.com/office/word/2015/wordml/symex" mc:Ignorable="w14 w15 w16se w16cid w16 w16cex w16sdtdh w16du">
+<w:styles xmlns:mc="http://schemas.openxmlformats.org/markup-compatibility/2006" xmlns:r="http://schemas.openxmlformats.org/officeDocument/2006/relationships" xmlns:w="http://schemas.openxmlformats.org/wordprocessingml/2006/main" xmlns:w14="http://schemas.microsoft.com/office/word/2010/wordml" xmlns:w15="http://schemas.microsoft.com/office/word/2012/wordml" xmlns:w16cid="http://schemas.microsoft.com/office/word/2016/wordml/cid" xmlns:w16se="http://schemas.microsoft.com/office/word/2015/wordml/symex" mc:Ignorable="w14 w15 w16se w16cid">
   <w:docDefaults>
     <w:rPrDefault>
       <w:rPr>
@@ -7896,7 +7550,7 @@
     </w:rPrDefault>
     <w:pPrDefault/>
   </w:docDefaults>
-  <w:latentStyles w:defLockedState="0" w:defUIPriority="99" w:defSemiHidden="0" w:defUnhideWhenUsed="0" w:defQFormat="0" w:count="376">
+  <w:latentStyles w:defLockedState="0" w:defUIPriority="99" w:defSemiHidden="0" w:defUnhideWhenUsed="0" w:defQFormat="0" w:count="375">
     <w:lsdException w:name="Normal" w:uiPriority="0" w:qFormat="1"/>
     <w:lsdException w:name="heading 1" w:uiPriority="0" w:qFormat="1"/>
     <w:lsdException w:name="heading 2" w:uiPriority="0" w:qFormat="1"/>
@@ -8272,7 +7926,6 @@
     <w:lsdException w:name="Smart Hyperlink" w:semiHidden="1" w:unhideWhenUsed="1"/>
     <w:lsdException w:name="Hashtag" w:semiHidden="1" w:unhideWhenUsed="1"/>
     <w:lsdException w:name="Unresolved Mention" w:semiHidden="1" w:unhideWhenUsed="1"/>
-    <w:lsdException w:name="Smart Link" w:semiHidden="1" w:unhideWhenUsed="1"/>
   </w:latentStyles>
   <w:style w:type="paragraph" w:default="1" w:styleId="Standard">
     <w:name w:val="Normal"/>
@@ -9378,6 +9031,12 @@
 </file>
 
 <file path=customXml/item2.xml><?xml version="1.0" encoding="utf-8"?>
+<p:properties xmlns:p="http://schemas.microsoft.com/office/2006/metadata/properties" xmlns:xsi="http://www.w3.org/2001/XMLSchema-instance" xmlns:pc="http://schemas.microsoft.com/office/infopath/2007/PartnerControls">
+  <documentManagement/>
+</p:properties>
+</file>
+
+<file path=customXml/item3.xml><?xml version="1.0" encoding="utf-8"?>
 <?mso-contentType ?>
 <FormTemplates xmlns="http://schemas.microsoft.com/sharepoint/v3/contenttype/forms">
   <Display>DocumentLibraryForm</Display>
@@ -9386,7 +9045,7 @@
 </FormTemplates>
 </file>
 
-<file path=customXml/item3.xml><?xml version="1.0" encoding="utf-8"?>
+<file path=customXml/item4.xml><?xml version="1.0" encoding="utf-8"?>
 <ct:contentTypeSchema xmlns:ct="http://schemas.microsoft.com/office/2006/metadata/contentType" xmlns:ma="http://schemas.microsoft.com/office/2006/metadata/properties/metaAttributes" ct:_="" ma:_="" ma:contentTypeName="Dokument" ma:contentTypeID="0x0101001444B9537B197945B52252D5D03004BB" ma:contentTypeVersion="10" ma:contentTypeDescription="Ein neues Dokument erstellen." ma:contentTypeScope="" ma:versionID="00f1cbf43bb4a81541704e56c94e3187">
   <xsd:schema xmlns:xsd="http://www.w3.org/2001/XMLSchema" xmlns:xs="http://www.w3.org/2001/XMLSchema" xmlns:p="http://schemas.microsoft.com/office/2006/metadata/properties" xmlns:ns3="3a04f8cc-aa3f-4673-9e76-857fa0b84abb" xmlns:ns4="41eea610-55ff-4a53-a19d-b67f4c2e0072" targetNamespace="http://schemas.microsoft.com/office/2006/metadata/properties" ma:root="true" ma:fieldsID="0d32c95322481dbb4d68ab272699cda9" ns3:_="" ns4:_="">
     <xsd:import namespace="3a04f8cc-aa3f-4673-9e76-857fa0b84abb"/>
@@ -9589,12 +9248,6 @@
 </ct:contentTypeSchema>
 </file>
 
-<file path=customXml/item4.xml><?xml version="1.0" encoding="utf-8"?>
-<p:properties xmlns:p="http://schemas.microsoft.com/office/2006/metadata/properties" xmlns:xsi="http://www.w3.org/2001/XMLSchema-instance" xmlns:pc="http://schemas.microsoft.com/office/infopath/2007/PartnerControls">
-  <documentManagement/>
-</p:properties>
-</file>
-
 <file path=customXml/itemProps1.xml><?xml version="1.0" encoding="utf-8"?>
 <ds:datastoreItem xmlns:ds="http://schemas.openxmlformats.org/officeDocument/2006/customXml" ds:itemID="{55AF091B-3C7A-41E3-B477-F2FDAA23CFDA}">
   <ds:schemaRefs>
@@ -9604,6 +9257,15 @@
 </file>
 
 <file path=customXml/itemProps2.xml><?xml version="1.0" encoding="utf-8"?>
+<ds:datastoreItem xmlns:ds="http://schemas.openxmlformats.org/officeDocument/2006/customXml" ds:itemID="{729E0FF1-B5EE-43E3-97BB-3C6EA464A14C}">
+  <ds:schemaRefs>
+    <ds:schemaRef ds:uri="http://schemas.microsoft.com/office/2006/metadata/properties"/>
+    <ds:schemaRef ds:uri="http://schemas.microsoft.com/office/infopath/2007/PartnerControls"/>
+  </ds:schemaRefs>
+</ds:datastoreItem>
+</file>
+
+<file path=customXml/itemProps3.xml><?xml version="1.0" encoding="utf-8"?>
 <ds:datastoreItem xmlns:ds="http://schemas.openxmlformats.org/officeDocument/2006/customXml" ds:itemID="{0E55263D-D6ED-44BE-9E62-93E0443467B2}">
   <ds:schemaRefs>
     <ds:schemaRef ds:uri="http://schemas.microsoft.com/sharepoint/v3/contenttype/forms"/>
@@ -9611,7 +9273,7 @@
 </ds:datastoreItem>
 </file>
 
-<file path=customXml/itemProps3.xml><?xml version="1.0" encoding="utf-8"?>
+<file path=customXml/itemProps4.xml><?xml version="1.0" encoding="utf-8"?>
 <ds:datastoreItem xmlns:ds="http://schemas.openxmlformats.org/officeDocument/2006/customXml" ds:itemID="{CF8B9F4E-A27C-401B-AF4B-8C58489A12FB}">
   <ds:schemaRefs>
     <ds:schemaRef ds:uri="http://schemas.microsoft.com/office/2006/metadata/contentType"/>
@@ -9628,13 +9290,4 @@
     <ds:schemaRef ds:uri="http://schemas.microsoft.com/internal/obd"/>
   </ds:schemaRefs>
 </ds:datastoreItem>
-</file>
-
-<file path=customXml/itemProps4.xml><?xml version="1.0" encoding="utf-8"?>
-<ds:datastoreItem xmlns:ds="http://schemas.openxmlformats.org/officeDocument/2006/customXml" ds:itemID="{729E0FF1-B5EE-43E3-97BB-3C6EA464A14C}">
-  <ds:schemaRefs>
-    <ds:schemaRef ds:uri="http://schemas.microsoft.com/office/2006/metadata/properties"/>
-    <ds:schemaRef ds:uri="http://schemas.microsoft.com/office/infopath/2007/PartnerControls"/>
-  </ds:schemaRefs>
-</ds:datastoreItem>
 </file>